--- a/frontend/templates/personal-zongce-template.docx
+++ b/frontend/templates/personal-zongce-template.docx
@@ -9,118 +9,35 @@
         <w:jc w:val="center"/>
         <w:rPr>
           <w:rFonts w:hint="eastAsia" w:ascii="方正小标宋_GBK" w:hAnsi="方正小标宋_GBK" w:eastAsia="方正小标宋_GBK" w:cs="方正小标宋_GBK"/>
-          <w:b w:val="0"/>
-          <w:bCs/>
-          <w:kern w:val="0"/>
-          <w:sz w:val="40"/>
-          <w:szCs w:val="40"/>
-          <w:lang w:val="en-US" w:eastAsia="zh-CN"/>
-        </w:rPr>
-      </w:pPr>
-      <w:bookmarkStart w:id="0" w:name="_GoBack"/>
-      <w:bookmarkEnd w:id="0"/>
-    </w:p>
-    <w:p>
-      <w:pPr>
-        <w:keepNext w:val="0"/>
-        <w:keepLines w:val="0"/>
-        <w:pageBreakBefore w:val="0"/>
-        <w:widowControl/>
-        <w:kinsoku/>
-        <w:wordWrap/>
-        <w:overflowPunct/>
-        <w:topLinePunct w:val="0"/>
-        <w:autoSpaceDE/>
-        <w:autoSpaceDN/>
-        <w:bidi w:val="0"/>
-        <w:adjustRightInd/>
-        <w:snapToGrid/>
-        <w:spacing w:line="560" w:lineRule="exact"/>
-        <w:jc w:val="center"/>
-        <w:textAlignment w:val="auto"/>
-        <w:rPr>
-          <w:rFonts w:hint="eastAsia" w:ascii="方正小标宋_GBK" w:hAnsi="方正小标宋_GBK" w:eastAsia="方正小标宋_GBK" w:cs="方正小标宋_GBK"/>
-          <w:b w:val="0"/>
-          <w:bCs/>
-          <w:kern w:val="0"/>
-          <w:sz w:val="40"/>
-          <w:szCs w:val="40"/>
-          <w:lang w:eastAsia="zh-CN"/>
-        </w:rPr>
-      </w:pPr>
-      <w:r>
-        <w:rPr>
-          <w:rFonts w:hint="eastAsia" w:ascii="方正小标宋_GBK" w:hAnsi="方正小标宋_GBK" w:eastAsia="方正小标宋_GBK" w:cs="方正小标宋_GBK"/>
-          <w:b w:val="0"/>
-          <w:bCs/>
-          <w:kern w:val="0"/>
-          <w:sz w:val="40"/>
-          <w:szCs w:val="40"/>
-          <w:lang w:val="en-US" w:eastAsia="zh-CN"/>
-        </w:rPr>
-        <w:t>湖南民族职业学院</w:t>
-      </w:r>
-      <w:r>
-        <w:rPr>
-          <w:rFonts w:hint="eastAsia" w:ascii="宋体" w:hAnsi="宋体" w:eastAsia="宋体" w:cs="宋体"/>
-          <w:b/>
-          <w:bCs w:val="0"/>
-          <w:kern w:val="0"/>
-          <w:sz w:val="40"/>
-          <w:szCs w:val="40"/>
-          <w:u w:val="single"/>
-          <w:lang w:val="en-US" w:eastAsia="zh-CN"/>
-        </w:rPr>
-        <w:t>国家励志奖学金</w:t>
-      </w:r>
-      <w:r>
-        <w:rPr>
-          <w:rFonts w:hint="eastAsia" w:ascii="方正小标宋_GBK" w:hAnsi="方正小标宋_GBK" w:eastAsia="方正小标宋_GBK" w:cs="方正小标宋_GBK"/>
-          <w:b w:val="0"/>
-          <w:bCs/>
-          <w:kern w:val="0"/>
-          <w:sz w:val="40"/>
-          <w:szCs w:val="40"/>
-          <w:lang w:val="en-US" w:eastAsia="zh-CN"/>
-        </w:rPr>
-        <w:t>学生综合素质测评</w:t>
-      </w:r>
-      <w:r>
-        <w:rPr>
-          <w:rFonts w:hint="eastAsia" w:ascii="方正小标宋_GBK" w:hAnsi="方正小标宋_GBK" w:eastAsia="方正小标宋_GBK" w:cs="方正小标宋_GBK"/>
-          <w:b w:val="0"/>
           <w:bCs/>
           <w:kern w:val="0"/>
           <w:sz w:val="40"/>
           <w:szCs w:val="40"/>
         </w:rPr>
-        <w:t>表</w:t>
+      </w:pPr>
+      <w:bookmarkStart w:id="0" w:name="_GoBack"/>
+      <w:bookmarkEnd w:id="0"/>
+      <w:r>
+        <w:rPr>
+          <w:rFonts w:hint="eastAsia" w:ascii="方正小标宋_GBK" w:hAnsi="方正小标宋_GBK" w:eastAsia="方正小标宋_GBK" w:cs="方正小标宋_GBK"/>
+          <w:bCs/>
+          <w:kern w:val="0"/>
+          <w:sz w:val="40"/>
+          <w:szCs w:val="40"/>
+        </w:rPr>
+        <w:t>湖南民族职业学院学生综合素质测评表</w:t>
       </w:r>
     </w:p>
     <w:p>
       <w:pPr>
-        <w:keepNext w:val="0"/>
-        <w:keepLines w:val="0"/>
-        <w:pageBreakBefore w:val="0"/>
         <w:widowControl/>
-        <w:kinsoku/>
-        <w:wordWrap/>
-        <w:overflowPunct/>
-        <w:topLinePunct w:val="0"/>
-        <w:autoSpaceDE/>
-        <w:autoSpaceDN/>
-        <w:bidi w:val="0"/>
-        <w:adjustRightInd/>
-        <w:snapToGrid/>
         <w:spacing w:line="700" w:lineRule="exact"/>
         <w:jc w:val="center"/>
-        <w:textAlignment w:val="auto"/>
         <w:rPr>
           <w:rFonts w:hint="eastAsia" w:ascii="仿宋" w:hAnsi="仿宋" w:eastAsia="仿宋" w:cs="宋体"/>
           <w:kern w:val="0"/>
           <w:sz w:val="28"/>
           <w:szCs w:val="28"/>
-          <w:lang w:val="en-US" w:eastAsia="zh-CN"/>
         </w:rPr>
       </w:pPr>
       <w:r>
@@ -129,29 +46,14 @@
           <w:kern w:val="0"/>
           <w:sz w:val="28"/>
           <w:szCs w:val="28"/>
-          <w:lang w:val="en-US" w:eastAsia="zh-CN"/>
         </w:rPr>
         <w:t>（测评学年：2025——2026学年）</w:t>
       </w:r>
     </w:p>
     <w:p>
       <w:pPr>
-        <w:keepNext w:val="0"/>
-        <w:keepLines w:val="0"/>
-        <w:pageBreakBefore w:val="0"/>
         <w:widowControl/>
-        <w:kinsoku/>
-        <w:wordWrap/>
-        <w:overflowPunct/>
-        <w:topLinePunct w:val="0"/>
-        <w:autoSpaceDE/>
-        <w:autoSpaceDN/>
-        <w:bidi w:val="0"/>
-        <w:adjustRightInd/>
-        <w:snapToGrid/>
         <w:spacing w:line="700" w:lineRule="exact"/>
-        <w:jc w:val="both"/>
-        <w:textAlignment w:val="auto"/>
         <w:rPr>
           <w:rFonts w:ascii="仿宋" w:hAnsi="仿宋" w:eastAsia="仿宋" w:cs="宋体"/>
           <w:kern w:val="0"/>
@@ -167,37 +69,7 @@
           <w:sz w:val="28"/>
           <w:szCs w:val="28"/>
         </w:rPr>
-        <w:t>二级学院</w:t>
-      </w:r>
-      <w:r>
-        <w:rPr>
-          <w:rFonts w:hint="eastAsia" w:ascii="仿宋" w:hAnsi="仿宋" w:eastAsia="仿宋" w:cs="宋体"/>
-          <w:kern w:val="0"/>
-          <w:sz w:val="28"/>
-          <w:szCs w:val="28"/>
-          <w:lang w:eastAsia="zh-CN"/>
-        </w:rPr>
-        <w:t>（</w:t>
-      </w:r>
-      <w:r>
-        <w:rPr>
-          <w:rFonts w:hint="eastAsia" w:ascii="仿宋" w:hAnsi="仿宋" w:eastAsia="仿宋" w:cs="宋体"/>
-          <w:kern w:val="0"/>
-          <w:sz w:val="28"/>
-          <w:szCs w:val="28"/>
-          <w:lang w:val="en-US" w:eastAsia="zh-CN"/>
-        </w:rPr>
-        <w:t>公章</w:t>
-      </w:r>
-      <w:r>
-        <w:rPr>
-          <w:rFonts w:hint="eastAsia" w:ascii="仿宋" w:hAnsi="仿宋" w:eastAsia="仿宋" w:cs="宋体"/>
-          <w:kern w:val="0"/>
-          <w:sz w:val="28"/>
-          <w:szCs w:val="28"/>
-          <w:lang w:eastAsia="zh-CN"/>
-        </w:rPr>
-        <w:t>）</w:t>
+        <w:t>二级学院（公章）</w:t>
       </w:r>
       <w:r>
         <w:rPr>
@@ -206,7 +78,6 @@
           <w:sz w:val="28"/>
           <w:szCs w:val="28"/>
           <w:u w:val="single"/>
-          <w:lang w:val="en-US" w:eastAsia="zh-CN"/>
         </w:rPr>
         <w:t xml:space="preserve">数智技术学院 </w:t>
       </w:r>
@@ -216,18 +87,8 @@
           <w:kern w:val="0"/>
           <w:sz w:val="28"/>
           <w:szCs w:val="28"/>
-          <w:lang w:val="en-US" w:eastAsia="zh-CN"/>
         </w:rPr>
-        <w:t>专业</w:t>
-      </w:r>
-      <w:r>
-        <w:rPr>
-          <w:rFonts w:hint="eastAsia" w:ascii="仿宋" w:hAnsi="仿宋" w:eastAsia="仿宋" w:cs="宋体"/>
-          <w:kern w:val="0"/>
-          <w:sz w:val="28"/>
-          <w:szCs w:val="28"/>
-        </w:rPr>
-        <w:t>班级：</w:t>
+        <w:t>专业班级：</w:t>
       </w:r>
       <w:r>
         <w:rPr>
@@ -237,7 +98,7 @@
           <w:szCs w:val="28"/>
           <w:u w:val="single"/>
         </w:rPr>
-        <w:t>{bj}</w:t>
+        <w:t>{bj}    学号：{xh}</w:t>
       </w:r>
       <w:r>
         <w:rPr>
@@ -246,26 +107,7 @@
           <w:sz w:val="28"/>
           <w:szCs w:val="28"/>
         </w:rPr>
-        <w:t xml:space="preserve"> 学号：{xh} </w:t>
-      </w:r>
-      <w:r>
-        <w:rPr>
-          <w:rFonts w:hint="eastAsia" w:ascii="仿宋" w:hAnsi="仿宋" w:eastAsia="仿宋" w:cs="宋体"/>
-          <w:kern w:val="0"/>
-          <w:sz w:val="28"/>
-          <w:szCs w:val="28"/>
-          <w:lang w:val="en-US" w:eastAsia="zh-CN"/>
-        </w:rPr>
-        <w:t>学生</w:t>
-      </w:r>
-      <w:r>
-        <w:rPr>
-          <w:rFonts w:hint="eastAsia" w:ascii="仿宋" w:hAnsi="仿宋" w:eastAsia="仿宋" w:cs="宋体"/>
-          <w:kern w:val="0"/>
-          <w:sz w:val="28"/>
-          <w:szCs w:val="28"/>
-        </w:rPr>
-        <w:t>姓名：</w:t>
+        <w:t xml:space="preserve"> 学生姓名：</w:t>
       </w:r>
       <w:r>
         <w:rPr>
@@ -280,28 +122,14 @@
     </w:p>
     <w:p>
       <w:pPr>
-        <w:keepNext w:val="0"/>
-        <w:keepLines w:val="0"/>
-        <w:pageBreakBefore w:val="0"/>
         <w:widowControl/>
-        <w:kinsoku/>
-        <w:wordWrap/>
-        <w:overflowPunct/>
-        <w:topLinePunct w:val="0"/>
-        <w:autoSpaceDE/>
-        <w:autoSpaceDN/>
-        <w:bidi w:val="0"/>
-        <w:adjustRightInd/>
-        <w:snapToGrid/>
         <w:spacing w:line="400" w:lineRule="exact"/>
         <w:jc w:val="center"/>
-        <w:textAlignment w:val="auto"/>
         <w:rPr>
           <w:rFonts w:hint="eastAsia" w:ascii="方正楷体_GB2312" w:hAnsi="方正楷体_GB2312" w:eastAsia="方正楷体_GB2312" w:cs="方正楷体_GB2312"/>
           <w:kern w:val="0"/>
           <w:sz w:val="28"/>
           <w:szCs w:val="28"/>
-          <w:lang w:eastAsia="zh-CN"/>
         </w:rPr>
       </w:pPr>
     </w:p>
@@ -354,36 +182,19 @@
               <w:jc w:val="center"/>
               <w:rPr>
                 <w:rFonts w:hint="eastAsia" w:ascii="方正小标宋_GBK" w:hAnsi="方正小标宋_GBK" w:eastAsia="方正小标宋_GBK" w:cs="方正小标宋_GBK"/>
-                <w:b w:val="0"/>
-                <w:bCs w:val="0"/>
-                <w:kern w:val="0"/>
-                <w:sz w:val="28"/>
-                <w:szCs w:val="28"/>
-                <w:lang w:val="en-US" w:eastAsia="zh-CN"/>
+                <w:kern w:val="0"/>
+                <w:sz w:val="28"/>
+                <w:szCs w:val="28"/>
               </w:rPr>
             </w:pPr>
             <w:r>
               <w:rPr>
                 <w:rFonts w:hint="eastAsia" w:ascii="方正小标宋_GBK" w:hAnsi="方正小标宋_GBK" w:eastAsia="方正小标宋_GBK" w:cs="方正小标宋_GBK"/>
-                <w:b w:val="0"/>
-                <w:bCs w:val="0"/>
-                <w:kern w:val="0"/>
-                <w:sz w:val="28"/>
-                <w:szCs w:val="28"/>
-              </w:rPr>
-              <w:t>评分项目</w:t>
-            </w:r>
-            <w:r>
-              <w:rPr>
-                <w:rFonts w:hint="eastAsia" w:ascii="方正小标宋_GBK" w:hAnsi="方正小标宋_GBK" w:eastAsia="方正小标宋_GBK" w:cs="方正小标宋_GBK"/>
-                <w:b w:val="0"/>
-                <w:bCs w:val="0"/>
-                <w:kern w:val="0"/>
-                <w:sz w:val="28"/>
-                <w:szCs w:val="28"/>
-                <w:lang w:val="en-US" w:eastAsia="zh-CN"/>
-              </w:rPr>
-              <w:t>及占比</w:t>
+                <w:kern w:val="0"/>
+                <w:sz w:val="28"/>
+                <w:szCs w:val="28"/>
+              </w:rPr>
+              <w:t>评分项目及占比</w:t>
             </w:r>
           </w:p>
         </w:tc>
@@ -404,39 +215,21 @@
               <w:widowControl/>
               <w:jc w:val="center"/>
               <w:rPr>
-                <w:rFonts w:hint="default" w:ascii="方正小标宋_GBK" w:hAnsi="方正小标宋_GBK" w:eastAsia="方正小标宋_GBK" w:cs="方正小标宋_GBK"/>
-                <w:b w:val="0"/>
-                <w:bCs w:val="0"/>
+                <w:rFonts w:ascii="方正小标宋_GBK" w:hAnsi="方正小标宋_GBK" w:eastAsia="方正小标宋_GBK" w:cs="方正小标宋_GBK"/>
                 <w:snapToGrid w:val="0"/>
-                <w:color w:val="auto"/>
-                <w:kern w:val="0"/>
-                <w:sz w:val="28"/>
-                <w:szCs w:val="28"/>
-                <w:lang w:val="en-US" w:eastAsia="zh-CN" w:bidi="ar-SA"/>
+                <w:kern w:val="0"/>
+                <w:sz w:val="28"/>
+                <w:szCs w:val="28"/>
               </w:rPr>
             </w:pPr>
             <w:r>
               <w:rPr>
                 <w:rFonts w:hint="eastAsia" w:ascii="方正小标宋_GBK" w:hAnsi="方正小标宋_GBK" w:eastAsia="方正小标宋_GBK" w:cs="方正小标宋_GBK"/>
-                <w:b w:val="0"/>
-                <w:bCs w:val="0"/>
-                <w:kern w:val="0"/>
-                <w:sz w:val="28"/>
-                <w:szCs w:val="28"/>
-              </w:rPr>
-              <w:t>评分</w:t>
-            </w:r>
-            <w:r>
-              <w:rPr>
-                <w:rFonts w:hint="eastAsia" w:ascii="方正小标宋_GBK" w:hAnsi="方正小标宋_GBK" w:eastAsia="方正小标宋_GBK" w:cs="方正小标宋_GBK"/>
-                <w:b w:val="0"/>
-                <w:bCs w:val="0"/>
-                <w:kern w:val="0"/>
-                <w:sz w:val="28"/>
-                <w:szCs w:val="28"/>
-                <w:lang w:val="en-US" w:eastAsia="zh-CN"/>
-              </w:rPr>
-              <w:t>项目构成及分数</w:t>
+                <w:kern w:val="0"/>
+                <w:sz w:val="28"/>
+                <w:szCs w:val="28"/>
+              </w:rPr>
+              <w:t>评分项目构成及分数</w:t>
             </w:r>
           </w:p>
         </w:tc>
@@ -458,8 +251,6 @@
               <w:jc w:val="center"/>
               <w:rPr>
                 <w:rFonts w:hint="eastAsia" w:ascii="方正小标宋_GBK" w:hAnsi="方正小标宋_GBK" w:eastAsia="方正小标宋_GBK" w:cs="方正小标宋_GBK"/>
-                <w:b w:val="0"/>
-                <w:bCs w:val="0"/>
                 <w:kern w:val="0"/>
                 <w:sz w:val="28"/>
                 <w:szCs w:val="28"/>
@@ -468,8 +259,6 @@
             <w:r>
               <w:rPr>
                 <w:rFonts w:hint="eastAsia" w:ascii="方正小标宋_GBK" w:hAnsi="方正小标宋_GBK" w:eastAsia="方正小标宋_GBK" w:cs="方正小标宋_GBK"/>
-                <w:b w:val="0"/>
-                <w:bCs w:val="0"/>
                 <w:kern w:val="0"/>
                 <w:sz w:val="28"/>
                 <w:szCs w:val="28"/>
@@ -505,21 +294,8 @@
           </w:tcPr>
           <w:p>
             <w:pPr>
-              <w:keepNext w:val="0"/>
-              <w:keepLines w:val="0"/>
-              <w:pageBreakBefore w:val="0"/>
-              <w:kinsoku/>
-              <w:wordWrap/>
-              <w:overflowPunct/>
-              <w:topLinePunct w:val="0"/>
-              <w:autoSpaceDE/>
-              <w:autoSpaceDN/>
-              <w:bidi w:val="0"/>
-              <w:adjustRightInd/>
-              <w:snapToGrid/>
               <w:spacing w:line="560" w:lineRule="exact"/>
               <w:jc w:val="center"/>
-              <w:textAlignment w:val="auto"/>
               <w:rPr>
                 <w:rFonts w:hint="eastAsia" w:ascii="仿宋" w:hAnsi="仿宋" w:eastAsia="仿宋" w:cs="宋体"/>
                 <w:kern w:val="0"/>
@@ -533,7 +309,6 @@
                 <w:kern w:val="0"/>
                 <w:sz w:val="28"/>
                 <w:szCs w:val="28"/>
-                <w:lang w:val="en-US" w:eastAsia="zh-CN"/>
               </w:rPr>
               <w:t>德（20%）</w:t>
             </w:r>
@@ -553,74 +328,25 @@
           </w:tcPr>
           <w:p>
             <w:pPr>
-              <w:keepNext w:val="0"/>
-              <w:keepLines w:val="0"/>
-              <w:pageBreakBefore w:val="0"/>
-              <w:kinsoku/>
-              <w:wordWrap/>
-              <w:overflowPunct/>
-              <w:topLinePunct w:val="0"/>
-              <w:autoSpaceDE/>
-              <w:autoSpaceDN/>
-              <w:bidi w:val="0"/>
-              <w:adjustRightInd/>
-              <w:snapToGrid/>
               <w:spacing w:line="560" w:lineRule="exact"/>
               <w:jc w:val="left"/>
-              <w:textAlignment w:val="auto"/>
-              <w:rPr>
-                <w:rFonts w:hint="default" w:ascii="仿宋" w:hAnsi="仿宋" w:eastAsia="仿宋" w:cs="仿宋"/>
-                <w:b w:val="0"/>
-                <w:bCs w:val="0"/>
+              <w:rPr>
+                <w:rFonts w:ascii="仿宋" w:hAnsi="仿宋" w:eastAsia="仿宋" w:cs="仿宋"/>
                 <w:snapToGrid w:val="0"/>
-                <w:color w:val="auto"/>
-                <w:kern w:val="0"/>
-                <w:sz w:val="28"/>
-                <w:szCs w:val="28"/>
-                <w:lang w:val="en-US" w:eastAsia="zh-CN" w:bidi="ar-SA"/>
+                <w:kern w:val="0"/>
+                <w:sz w:val="28"/>
+                <w:szCs w:val="28"/>
               </w:rPr>
             </w:pPr>
             <w:r>
               <w:rPr>
                 <w:rFonts w:hint="eastAsia" w:ascii="仿宋" w:hAnsi="仿宋" w:eastAsia="仿宋" w:cs="仿宋"/>
-                <w:b w:val="0"/>
-                <w:bCs w:val="0"/>
                 <w:snapToGrid w:val="0"/>
-                <w:color w:val="auto"/>
-                <w:kern w:val="0"/>
-                <w:sz w:val="28"/>
-                <w:szCs w:val="28"/>
-                <w:lang w:val="en-US" w:eastAsia="en-US" w:bidi="ar-SA"/>
-              </w:rPr>
-              <w:t>德育</w:t>
-            </w:r>
-            <w:r>
-              <w:rPr>
-                <w:rFonts w:hint="eastAsia" w:ascii="仿宋" w:hAnsi="仿宋" w:eastAsia="仿宋" w:cs="仿宋"/>
-                <w:b w:val="0"/>
-                <w:bCs w:val="0"/>
-                <w:snapToGrid w:val="0"/>
-                <w:color w:val="auto"/>
-                <w:kern w:val="0"/>
-                <w:sz w:val="28"/>
-                <w:szCs w:val="28"/>
-                <w:lang w:val="en-US" w:eastAsia="zh-CN" w:bidi="ar-SA"/>
-              </w:rPr>
-              <w:t>素质</w:t>
-            </w:r>
-            <w:r>
-              <w:rPr>
-                <w:rFonts w:hint="eastAsia" w:ascii="仿宋" w:hAnsi="仿宋" w:eastAsia="仿宋" w:cs="仿宋"/>
-                <w:b w:val="0"/>
-                <w:bCs w:val="0"/>
-                <w:snapToGrid w:val="0"/>
-                <w:color w:val="auto"/>
-                <w:kern w:val="0"/>
-                <w:sz w:val="28"/>
-                <w:szCs w:val="28"/>
-                <w:lang w:val="en-US" w:eastAsia="en-US" w:bidi="ar-SA"/>
-              </w:rPr>
-              <w:t>测评分（100分）=基础分（80分）＋德育奖励分（20分）</w:t>
+                <w:kern w:val="0"/>
+                <w:sz w:val="28"/>
+                <w:szCs w:val="28"/>
+              </w:rPr>
+              <w:t>德育素质测评分（100分）=基础分（80分）＋德育奖励分（20分）</w:t>
             </w:r>
           </w:p>
         </w:tc>
@@ -638,27 +364,13 @@
           </w:tcPr>
           <w:p>
             <w:pPr>
-              <w:keepNext w:val="0"/>
-              <w:keepLines w:val="0"/>
-              <w:pageBreakBefore w:val="0"/>
-              <w:kinsoku/>
-              <w:wordWrap/>
-              <w:overflowPunct/>
-              <w:topLinePunct w:val="0"/>
-              <w:autoSpaceDE/>
-              <w:autoSpaceDN/>
-              <w:bidi w:val="0"/>
-              <w:adjustRightInd/>
-              <w:snapToGrid/>
               <w:spacing w:line="560" w:lineRule="exact"/>
               <w:jc w:val="center"/>
-              <w:textAlignment w:val="auto"/>
-              <w:rPr>
-                <w:rFonts w:hint="default" w:ascii="仿宋" w:hAnsi="仿宋" w:eastAsia="仿宋" w:cs="宋体"/>
-                <w:kern w:val="0"/>
-                <w:sz w:val="28"/>
-                <w:szCs w:val="28"/>
-                <w:lang w:val="en-US"/>
+              <w:rPr>
+                <w:rFonts w:ascii="仿宋" w:hAnsi="仿宋" w:eastAsia="仿宋" w:cs="宋体"/>
+                <w:kern w:val="0"/>
+                <w:sz w:val="28"/>
+                <w:szCs w:val="28"/>
               </w:rPr>
             </w:pPr>
             <w:r>
@@ -694,28 +406,14 @@
           </w:tcPr>
           <w:p>
             <w:pPr>
-              <w:keepNext w:val="0"/>
-              <w:keepLines w:val="0"/>
-              <w:pageBreakBefore w:val="0"/>
               <w:widowControl/>
-              <w:kinsoku/>
-              <w:wordWrap/>
-              <w:overflowPunct/>
-              <w:topLinePunct w:val="0"/>
-              <w:autoSpaceDE/>
-              <w:autoSpaceDN/>
-              <w:bidi w:val="0"/>
-              <w:adjustRightInd/>
-              <w:snapToGrid/>
               <w:spacing w:line="560" w:lineRule="exact"/>
               <w:jc w:val="center"/>
-              <w:textAlignment w:val="auto"/>
               <w:rPr>
                 <w:rFonts w:hint="eastAsia" w:ascii="仿宋" w:hAnsi="仿宋" w:eastAsia="仿宋" w:cs="宋体"/>
                 <w:kern w:val="0"/>
                 <w:sz w:val="28"/>
                 <w:szCs w:val="28"/>
-                <w:lang w:eastAsia="zh-CN"/>
               </w:rPr>
             </w:pPr>
             <w:r>
@@ -724,7 +422,6 @@
                 <w:kern w:val="0"/>
                 <w:sz w:val="28"/>
                 <w:szCs w:val="28"/>
-                <w:lang w:val="en-US" w:eastAsia="zh-CN"/>
               </w:rPr>
               <w:t>智（50%）</w:t>
             </w:r>
@@ -744,21 +441,8 @@
           </w:tcPr>
           <w:p>
             <w:pPr>
-              <w:keepNext w:val="0"/>
-              <w:keepLines w:val="0"/>
-              <w:pageBreakBefore w:val="0"/>
               <w:widowControl/>
-              <w:kinsoku/>
-              <w:wordWrap/>
-              <w:overflowPunct/>
-              <w:topLinePunct w:val="0"/>
-              <w:autoSpaceDE/>
-              <w:autoSpaceDN/>
-              <w:bidi w:val="0"/>
-              <w:adjustRightInd/>
-              <w:snapToGrid/>
-              <w:spacing w:line="560" w:lineRule="exact"/>
-              <w:textAlignment w:val="auto"/>
+              <w:spacing w:line="560" w:lineRule="exact"/>
               <w:rPr>
                 <w:rFonts w:hint="eastAsia" w:ascii="仿宋" w:hAnsi="仿宋" w:eastAsia="仿宋" w:cs="宋体"/>
                 <w:kern w:val="0"/>
@@ -769,42 +453,11 @@
             <w:r>
               <w:rPr>
                 <w:rFonts w:hint="eastAsia" w:ascii="仿宋" w:hAnsi="仿宋" w:eastAsia="仿宋" w:cs="仿宋"/>
-                <w:i w:val="0"/>
-                <w:iCs w:val="0"/>
-                <w:caps w:val="0"/>
-                <w:spacing w:val="0"/>
                 <w:sz w:val="28"/>
                 <w:szCs w:val="28"/>
                 <w:shd w:val="clear" w:color="auto" w:fill="FFFFFF"/>
               </w:rPr>
-              <w:t>智育</w:t>
-            </w:r>
-            <w:r>
-              <w:rPr>
-                <w:rFonts w:hint="eastAsia" w:ascii="仿宋" w:hAnsi="仿宋" w:eastAsia="仿宋" w:cs="仿宋"/>
-                <w:i w:val="0"/>
-                <w:iCs w:val="0"/>
-                <w:caps w:val="0"/>
-                <w:spacing w:val="0"/>
-                <w:sz w:val="28"/>
-                <w:szCs w:val="28"/>
-                <w:shd w:val="clear" w:color="auto" w:fill="FFFFFF"/>
-                <w:lang w:val="en-US" w:eastAsia="zh-CN"/>
-              </w:rPr>
-              <w:t>素质</w:t>
-            </w:r>
-            <w:r>
-              <w:rPr>
-                <w:rFonts w:hint="eastAsia" w:ascii="仿宋" w:hAnsi="仿宋" w:eastAsia="仿宋" w:cs="仿宋"/>
-                <w:i w:val="0"/>
-                <w:iCs w:val="0"/>
-                <w:caps w:val="0"/>
-                <w:spacing w:val="0"/>
-                <w:sz w:val="28"/>
-                <w:szCs w:val="28"/>
-                <w:shd w:val="clear" w:color="auto" w:fill="FFFFFF"/>
-              </w:rPr>
-              <w:t>测评分（100分）=专业成绩分（80分）＋智育奖励分（20分）</w:t>
+              <w:t>智育素质测评分（100分）=专业成绩分（80分）＋智育奖励分（20分）</w:t>
             </w:r>
           </w:p>
         </w:tc>
@@ -822,27 +475,13 @@
           </w:tcPr>
           <w:p>
             <w:pPr>
-              <w:keepNext w:val="0"/>
-              <w:keepLines w:val="0"/>
-              <w:pageBreakBefore w:val="0"/>
-              <w:kinsoku/>
-              <w:wordWrap/>
-              <w:overflowPunct/>
-              <w:topLinePunct w:val="0"/>
-              <w:autoSpaceDE/>
-              <w:autoSpaceDN/>
-              <w:bidi w:val="0"/>
-              <w:adjustRightInd/>
-              <w:snapToGrid/>
               <w:spacing w:line="560" w:lineRule="exact"/>
               <w:jc w:val="center"/>
-              <w:textAlignment w:val="auto"/>
-              <w:rPr>
-                <w:rFonts w:hint="default" w:ascii="仿宋" w:hAnsi="仿宋" w:eastAsia="仿宋" w:cs="宋体"/>
-                <w:kern w:val="0"/>
-                <w:sz w:val="28"/>
-                <w:szCs w:val="28"/>
-                <w:lang w:val="en-US" w:eastAsia="zh-CN"/>
+              <w:rPr>
+                <w:rFonts w:ascii="仿宋" w:hAnsi="仿宋" w:eastAsia="仿宋" w:cs="宋体"/>
+                <w:kern w:val="0"/>
+                <w:sz w:val="28"/>
+                <w:szCs w:val="28"/>
               </w:rPr>
             </w:pPr>
             <w:r>
@@ -878,28 +517,14 @@
           </w:tcPr>
           <w:p>
             <w:pPr>
-              <w:keepNext w:val="0"/>
-              <w:keepLines w:val="0"/>
-              <w:pageBreakBefore w:val="0"/>
               <w:widowControl/>
-              <w:kinsoku/>
-              <w:wordWrap/>
-              <w:overflowPunct/>
-              <w:topLinePunct w:val="0"/>
-              <w:autoSpaceDE/>
-              <w:autoSpaceDN/>
-              <w:bidi w:val="0"/>
-              <w:adjustRightInd/>
-              <w:snapToGrid/>
               <w:spacing w:line="560" w:lineRule="exact"/>
               <w:jc w:val="center"/>
-              <w:textAlignment w:val="auto"/>
               <w:rPr>
                 <w:rFonts w:hint="eastAsia" w:ascii="仿宋" w:hAnsi="仿宋" w:eastAsia="仿宋" w:cs="宋体"/>
                 <w:kern w:val="0"/>
                 <w:sz w:val="28"/>
                 <w:szCs w:val="28"/>
-                <w:lang w:val="en-US" w:eastAsia="zh-CN"/>
               </w:rPr>
             </w:pPr>
             <w:r>
@@ -908,7 +533,6 @@
                 <w:kern w:val="0"/>
                 <w:sz w:val="28"/>
                 <w:szCs w:val="28"/>
-                <w:lang w:val="en-US" w:eastAsia="zh-CN"/>
               </w:rPr>
               <w:t>体（10%）</w:t>
             </w:r>
@@ -928,21 +552,8 @@
           </w:tcPr>
           <w:p>
             <w:pPr>
-              <w:keepNext w:val="0"/>
-              <w:keepLines w:val="0"/>
-              <w:pageBreakBefore w:val="0"/>
               <w:widowControl/>
-              <w:kinsoku/>
-              <w:wordWrap/>
-              <w:overflowPunct/>
-              <w:topLinePunct w:val="0"/>
-              <w:autoSpaceDE/>
-              <w:autoSpaceDN/>
-              <w:bidi w:val="0"/>
-              <w:adjustRightInd/>
-              <w:snapToGrid/>
-              <w:spacing w:line="560" w:lineRule="exact"/>
-              <w:textAlignment w:val="auto"/>
+              <w:spacing w:line="560" w:lineRule="exact"/>
               <w:rPr>
                 <w:rFonts w:hint="eastAsia" w:ascii="仿宋" w:hAnsi="仿宋" w:eastAsia="仿宋" w:cs="宋体"/>
                 <w:kern w:val="0"/>
@@ -953,19 +564,13 @@
             <w:r>
               <w:rPr>
                 <w:rFonts w:hint="eastAsia" w:ascii="仿宋" w:hAnsi="仿宋" w:eastAsia="仿宋" w:cs="仿宋"/>
-                <w:b w:val="0"/>
-                <w:bCs w:val="0"/>
-                <w:i w:val="0"/>
-                <w:iCs w:val="0"/>
-                <w:caps w:val="0"/>
                 <w:snapToGrid w:val="0"/>
                 <w:color w:val="000000"/>
-                <w:spacing w:val="0"/>
                 <w:kern w:val="0"/>
                 <w:sz w:val="28"/>
                 <w:szCs w:val="28"/>
                 <w:shd w:val="clear" w:color="auto" w:fill="FFFFFF"/>
-                <w:lang w:val="en-US" w:eastAsia="zh-CN" w:bidi="ar"/>
+                <w:lang w:bidi="ar"/>
               </w:rPr>
               <w:t>体育素质测评分（100分）=期末考试学年平均体育成绩（50分）＋体质测试成绩（30分）＋体育奖励分（20分）</w:t>
             </w:r>
@@ -985,27 +590,13 @@
           </w:tcPr>
           <w:p>
             <w:pPr>
-              <w:keepNext w:val="0"/>
-              <w:keepLines w:val="0"/>
-              <w:pageBreakBefore w:val="0"/>
-              <w:kinsoku/>
-              <w:wordWrap/>
-              <w:overflowPunct/>
-              <w:topLinePunct w:val="0"/>
-              <w:autoSpaceDE/>
-              <w:autoSpaceDN/>
-              <w:bidi w:val="0"/>
-              <w:adjustRightInd/>
-              <w:snapToGrid/>
               <w:spacing w:line="560" w:lineRule="exact"/>
               <w:jc w:val="center"/>
-              <w:textAlignment w:val="auto"/>
-              <w:rPr>
-                <w:rFonts w:hint="default" w:ascii="仿宋" w:hAnsi="仿宋" w:eastAsia="仿宋" w:cs="宋体"/>
-                <w:kern w:val="0"/>
-                <w:sz w:val="28"/>
-                <w:szCs w:val="28"/>
-                <w:lang w:val="en-US" w:eastAsia="zh-CN"/>
+              <w:rPr>
+                <w:rFonts w:ascii="仿宋" w:hAnsi="仿宋" w:eastAsia="仿宋" w:cs="宋体"/>
+                <w:kern w:val="0"/>
+                <w:sz w:val="28"/>
+                <w:szCs w:val="28"/>
               </w:rPr>
             </w:pPr>
             <w:r>
@@ -1041,28 +632,14 @@
           </w:tcPr>
           <w:p>
             <w:pPr>
-              <w:keepNext w:val="0"/>
-              <w:keepLines w:val="0"/>
-              <w:pageBreakBefore w:val="0"/>
               <w:widowControl/>
-              <w:kinsoku/>
-              <w:wordWrap/>
-              <w:overflowPunct/>
-              <w:topLinePunct w:val="0"/>
-              <w:autoSpaceDE/>
-              <w:autoSpaceDN/>
-              <w:bidi w:val="0"/>
-              <w:adjustRightInd/>
-              <w:snapToGrid/>
               <w:spacing w:line="560" w:lineRule="exact"/>
               <w:jc w:val="center"/>
-              <w:textAlignment w:val="auto"/>
               <w:rPr>
                 <w:rFonts w:hint="eastAsia" w:ascii="仿宋" w:hAnsi="仿宋" w:eastAsia="仿宋" w:cs="宋体"/>
                 <w:kern w:val="0"/>
                 <w:sz w:val="28"/>
                 <w:szCs w:val="28"/>
-                <w:lang w:val="en-US" w:eastAsia="zh-CN"/>
               </w:rPr>
             </w:pPr>
             <w:r>
@@ -1071,7 +648,6 @@
                 <w:kern w:val="0"/>
                 <w:sz w:val="28"/>
                 <w:szCs w:val="28"/>
-                <w:lang w:val="en-US" w:eastAsia="zh-CN"/>
               </w:rPr>
               <w:t>美（10%）</w:t>
             </w:r>
@@ -1091,49 +667,25 @@
           </w:tcPr>
           <w:p>
             <w:pPr>
-              <w:keepNext w:val="0"/>
-              <w:keepLines w:val="0"/>
-              <w:pageBreakBefore w:val="0"/>
               <w:widowControl/>
-              <w:numPr>
-                <w:ilvl w:val="0"/>
-                <w:numId w:val="0"/>
-              </w:numPr>
-              <w:kinsoku/>
-              <w:wordWrap/>
-              <w:overflowPunct/>
-              <w:topLinePunct w:val="0"/>
-              <w:autoSpaceDE/>
-              <w:autoSpaceDN/>
-              <w:bidi w:val="0"/>
-              <w:adjustRightInd/>
-              <w:snapToGrid/>
-              <w:spacing w:line="560" w:lineRule="exact"/>
-              <w:textAlignment w:val="auto"/>
+              <w:spacing w:line="560" w:lineRule="exact"/>
               <w:rPr>
                 <w:rFonts w:hint="eastAsia" w:ascii="仿宋" w:hAnsi="仿宋" w:eastAsia="仿宋" w:cs="宋体"/>
                 <w:kern w:val="0"/>
                 <w:sz w:val="28"/>
                 <w:szCs w:val="28"/>
-                <w:lang w:val="en-US" w:eastAsia="zh-CN"/>
               </w:rPr>
             </w:pPr>
             <w:r>
               <w:rPr>
                 <w:rFonts w:hint="eastAsia" w:ascii="仿宋" w:hAnsi="仿宋" w:eastAsia="仿宋" w:cs="仿宋"/>
-                <w:b w:val="0"/>
-                <w:bCs w:val="0"/>
-                <w:i w:val="0"/>
-                <w:iCs w:val="0"/>
-                <w:caps w:val="0"/>
                 <w:snapToGrid w:val="0"/>
                 <w:color w:val="000000"/>
-                <w:spacing w:val="0"/>
                 <w:kern w:val="0"/>
                 <w:sz w:val="28"/>
                 <w:szCs w:val="28"/>
                 <w:shd w:val="clear" w:color="auto" w:fill="FFFFFF"/>
-                <w:lang w:val="en-US" w:eastAsia="zh-CN" w:bidi="ar"/>
+                <w:lang w:bidi="ar"/>
               </w:rPr>
               <w:t>美育素质测评分（100分）=基础分（80分）＋美育奖励分（20分）</w:t>
             </w:r>
@@ -1153,27 +705,13 @@
           </w:tcPr>
           <w:p>
             <w:pPr>
-              <w:keepNext w:val="0"/>
-              <w:keepLines w:val="0"/>
-              <w:pageBreakBefore w:val="0"/>
-              <w:kinsoku/>
-              <w:wordWrap/>
-              <w:overflowPunct/>
-              <w:topLinePunct w:val="0"/>
-              <w:autoSpaceDE/>
-              <w:autoSpaceDN/>
-              <w:bidi w:val="0"/>
-              <w:adjustRightInd/>
-              <w:snapToGrid/>
               <w:spacing w:line="560" w:lineRule="exact"/>
               <w:jc w:val="center"/>
-              <w:textAlignment w:val="auto"/>
-              <w:rPr>
-                <w:rFonts w:hint="default" w:ascii="仿宋" w:hAnsi="仿宋" w:eastAsia="仿宋" w:cs="宋体"/>
-                <w:kern w:val="0"/>
-                <w:sz w:val="28"/>
-                <w:szCs w:val="28"/>
-                <w:lang w:val="en-US" w:eastAsia="zh-CN"/>
+              <w:rPr>
+                <w:rFonts w:ascii="仿宋" w:hAnsi="仿宋" w:eastAsia="仿宋" w:cs="宋体"/>
+                <w:kern w:val="0"/>
+                <w:sz w:val="28"/>
+                <w:szCs w:val="28"/>
               </w:rPr>
             </w:pPr>
             <w:r>
@@ -1209,28 +747,14 @@
           </w:tcPr>
           <w:p>
             <w:pPr>
-              <w:keepNext w:val="0"/>
-              <w:keepLines w:val="0"/>
-              <w:pageBreakBefore w:val="0"/>
               <w:widowControl/>
-              <w:kinsoku/>
-              <w:wordWrap/>
-              <w:overflowPunct/>
-              <w:topLinePunct w:val="0"/>
-              <w:autoSpaceDE/>
-              <w:autoSpaceDN/>
-              <w:bidi w:val="0"/>
-              <w:adjustRightInd/>
-              <w:snapToGrid/>
               <w:spacing w:line="560" w:lineRule="exact"/>
               <w:jc w:val="center"/>
-              <w:textAlignment w:val="auto"/>
               <w:rPr>
                 <w:rFonts w:hint="eastAsia" w:ascii="仿宋" w:hAnsi="仿宋" w:eastAsia="仿宋" w:cs="宋体"/>
                 <w:kern w:val="0"/>
                 <w:sz w:val="28"/>
                 <w:szCs w:val="28"/>
-                <w:lang w:val="en-US" w:eastAsia="zh-CN"/>
               </w:rPr>
             </w:pPr>
             <w:r>
@@ -1239,7 +763,6 @@
                 <w:kern w:val="0"/>
                 <w:sz w:val="28"/>
                 <w:szCs w:val="28"/>
-                <w:lang w:val="en-US" w:eastAsia="zh-CN"/>
               </w:rPr>
               <w:t>劳（10%）</w:t>
             </w:r>
@@ -1259,45 +782,25 @@
           </w:tcPr>
           <w:p>
             <w:pPr>
-              <w:keepNext w:val="0"/>
-              <w:keepLines w:val="0"/>
-              <w:pageBreakBefore w:val="0"/>
               <w:widowControl/>
-              <w:kinsoku/>
-              <w:wordWrap/>
-              <w:overflowPunct/>
-              <w:topLinePunct w:val="0"/>
-              <w:autoSpaceDE/>
-              <w:autoSpaceDN/>
-              <w:bidi w:val="0"/>
-              <w:adjustRightInd/>
-              <w:snapToGrid/>
-              <w:spacing w:line="560" w:lineRule="exact"/>
-              <w:textAlignment w:val="auto"/>
-              <w:rPr>
-                <w:rFonts w:hint="default" w:ascii="仿宋" w:hAnsi="仿宋" w:eastAsia="仿宋" w:cs="宋体"/>
-                <w:kern w:val="0"/>
-                <w:sz w:val="28"/>
-                <w:szCs w:val="28"/>
-                <w:lang w:val="en-US" w:eastAsia="zh-CN"/>
+              <w:spacing w:line="560" w:lineRule="exact"/>
+              <w:rPr>
+                <w:rFonts w:ascii="仿宋" w:hAnsi="仿宋" w:eastAsia="仿宋" w:cs="宋体"/>
+                <w:kern w:val="0"/>
+                <w:sz w:val="28"/>
+                <w:szCs w:val="28"/>
               </w:rPr>
             </w:pPr>
             <w:r>
               <w:rPr>
                 <w:rFonts w:hint="eastAsia" w:ascii="仿宋" w:hAnsi="仿宋" w:eastAsia="仿宋" w:cs="仿宋"/>
-                <w:b w:val="0"/>
-                <w:bCs w:val="0"/>
-                <w:i w:val="0"/>
-                <w:iCs w:val="0"/>
-                <w:caps w:val="0"/>
                 <w:snapToGrid w:val="0"/>
                 <w:color w:val="000000"/>
-                <w:spacing w:val="0"/>
                 <w:kern w:val="0"/>
                 <w:sz w:val="28"/>
                 <w:szCs w:val="28"/>
                 <w:shd w:val="clear" w:color="auto" w:fill="FFFFFF"/>
-                <w:lang w:val="en-US" w:eastAsia="zh-CN" w:bidi="ar"/>
+                <w:lang w:bidi="ar"/>
               </w:rPr>
               <w:t>劳育素质测评分（100分）=基础分（80分）＋劳育奖励分（20分）</w:t>
             </w:r>
@@ -1317,27 +820,13 @@
           </w:tcPr>
           <w:p>
             <w:pPr>
-              <w:keepNext w:val="0"/>
-              <w:keepLines w:val="0"/>
-              <w:pageBreakBefore w:val="0"/>
-              <w:kinsoku/>
-              <w:wordWrap/>
-              <w:overflowPunct/>
-              <w:topLinePunct w:val="0"/>
-              <w:autoSpaceDE/>
-              <w:autoSpaceDN/>
-              <w:bidi w:val="0"/>
-              <w:adjustRightInd/>
-              <w:snapToGrid/>
               <w:spacing w:line="560" w:lineRule="exact"/>
               <w:jc w:val="center"/>
-              <w:textAlignment w:val="auto"/>
-              <w:rPr>
-                <w:rFonts w:hint="default" w:ascii="仿宋" w:hAnsi="仿宋" w:eastAsia="仿宋" w:cs="宋体"/>
-                <w:kern w:val="0"/>
-                <w:sz w:val="28"/>
-                <w:szCs w:val="28"/>
-                <w:lang w:val="en-US" w:eastAsia="zh-CN"/>
+              <w:rPr>
+                <w:rFonts w:ascii="仿宋" w:hAnsi="仿宋" w:eastAsia="仿宋" w:cs="宋体"/>
+                <w:kern w:val="0"/>
+                <w:sz w:val="28"/>
+                <w:szCs w:val="28"/>
               </w:rPr>
             </w:pPr>
             <w:r>
@@ -1373,28 +862,14 @@
           </w:tcPr>
           <w:p>
             <w:pPr>
-              <w:keepNext w:val="0"/>
-              <w:keepLines w:val="0"/>
-              <w:pageBreakBefore w:val="0"/>
               <w:widowControl/>
-              <w:kinsoku/>
-              <w:wordWrap/>
-              <w:overflowPunct/>
-              <w:topLinePunct w:val="0"/>
-              <w:autoSpaceDE/>
-              <w:autoSpaceDN/>
-              <w:bidi w:val="0"/>
-              <w:adjustRightInd/>
-              <w:snapToGrid/>
               <w:spacing w:line="560" w:lineRule="exact"/>
               <w:jc w:val="center"/>
-              <w:textAlignment w:val="auto"/>
-              <w:rPr>
-                <w:rFonts w:hint="default" w:ascii="仿宋" w:hAnsi="仿宋" w:eastAsia="仿宋" w:cs="宋体"/>
-                <w:kern w:val="0"/>
-                <w:sz w:val="28"/>
-                <w:szCs w:val="28"/>
-                <w:lang w:val="en-US" w:eastAsia="zh-CN"/>
+              <w:rPr>
+                <w:rFonts w:ascii="仿宋" w:hAnsi="仿宋" w:eastAsia="仿宋" w:cs="宋体"/>
+                <w:kern w:val="0"/>
+                <w:sz w:val="28"/>
+                <w:szCs w:val="28"/>
               </w:rPr>
             </w:pPr>
             <w:r>
@@ -1403,7 +878,6 @@
                 <w:kern w:val="0"/>
                 <w:sz w:val="28"/>
                 <w:szCs w:val="28"/>
-                <w:lang w:val="en-US" w:eastAsia="zh-CN"/>
               </w:rPr>
               <w:t>扣分项</w:t>
             </w:r>
@@ -1423,75 +897,43 @@
           </w:tcPr>
           <w:p>
             <w:pPr>
-              <w:keepNext w:val="0"/>
-              <w:keepLines w:val="0"/>
-              <w:pageBreakBefore w:val="0"/>
               <w:widowControl/>
-              <w:kinsoku/>
-              <w:wordWrap/>
-              <w:overflowPunct/>
-              <w:topLinePunct w:val="0"/>
-              <w:autoSpaceDE/>
-              <w:autoSpaceDN/>
-              <w:bidi w:val="0"/>
-              <w:adjustRightInd/>
-              <w:snapToGrid/>
-              <w:spacing w:line="560" w:lineRule="exact"/>
-              <w:jc w:val="both"/>
-              <w:textAlignment w:val="auto"/>
-              <w:rPr>
-                <w:rFonts w:hint="default" w:ascii="仿宋" w:hAnsi="仿宋" w:eastAsia="仿宋" w:cs="仿宋"/>
-                <w:b w:val="0"/>
-                <w:bCs w:val="0"/>
-                <w:i w:val="0"/>
-                <w:iCs w:val="0"/>
-                <w:caps w:val="0"/>
+              <w:spacing w:line="560" w:lineRule="exact"/>
+              <w:rPr>
+                <w:rFonts w:ascii="仿宋" w:hAnsi="仿宋" w:eastAsia="仿宋" w:cs="仿宋"/>
                 <w:snapToGrid w:val="0"/>
                 <w:color w:val="000000"/>
-                <w:spacing w:val="0"/>
                 <w:kern w:val="0"/>
                 <w:sz w:val="28"/>
                 <w:szCs w:val="28"/>
                 <w:u w:val="single"/>
                 <w:shd w:val="clear" w:color="auto" w:fill="FFFFFF"/>
-                <w:lang w:val="en-US" w:eastAsia="zh-CN" w:bidi="ar"/>
+                <w:lang w:bidi="ar"/>
               </w:rPr>
             </w:pPr>
             <w:r>
               <w:rPr>
                 <w:rFonts w:hint="eastAsia" w:ascii="仿宋" w:hAnsi="仿宋" w:eastAsia="仿宋" w:cs="仿宋"/>
-                <w:b w:val="0"/>
-                <w:bCs w:val="0"/>
-                <w:i w:val="0"/>
-                <w:iCs w:val="0"/>
-                <w:caps w:val="0"/>
                 <w:snapToGrid w:val="0"/>
                 <w:color w:val="000000"/>
-                <w:spacing w:val="0"/>
                 <w:kern w:val="0"/>
                 <w:sz w:val="28"/>
                 <w:szCs w:val="28"/>
                 <w:shd w:val="clear" w:color="auto" w:fill="FFFFFF"/>
-                <w:lang w:val="en-US" w:eastAsia="zh-CN" w:bidi="ar"/>
+                <w:lang w:bidi="ar"/>
               </w:rPr>
               <w:t>内容：</w:t>
             </w:r>
             <w:r>
               <w:rPr>
                 <w:rFonts w:hint="eastAsia" w:ascii="仿宋" w:hAnsi="仿宋" w:eastAsia="仿宋" w:cs="仿宋"/>
-                <w:b w:val="0"/>
-                <w:bCs w:val="0"/>
-                <w:i w:val="0"/>
-                <w:iCs w:val="0"/>
-                <w:caps w:val="0"/>
                 <w:snapToGrid w:val="0"/>
                 <w:color w:val="000000"/>
-                <w:spacing w:val="0"/>
                 <w:kern w:val="0"/>
                 <w:sz w:val="28"/>
                 <w:szCs w:val="28"/>
                 <w:shd w:val="clear" w:color="auto" w:fill="FFFFFF"/>
-                <w:lang w:val="en-US" w:eastAsia="zh-CN" w:bidi="ar"/>
+                <w:lang w:bidi="ar"/>
               </w:rPr>
               <w:t>{koufen_content}</w:t>
             </w:r>
@@ -1511,21 +953,8 @@
           </w:tcPr>
           <w:p>
             <w:pPr>
-              <w:keepNext w:val="0"/>
-              <w:keepLines w:val="0"/>
-              <w:pageBreakBefore w:val="0"/>
-              <w:kinsoku/>
-              <w:wordWrap/>
-              <w:overflowPunct/>
-              <w:topLinePunct w:val="0"/>
-              <w:autoSpaceDE/>
-              <w:autoSpaceDN/>
-              <w:bidi w:val="0"/>
-              <w:adjustRightInd/>
-              <w:snapToGrid/>
               <w:spacing w:line="560" w:lineRule="exact"/>
               <w:jc w:val="center"/>
-              <w:textAlignment w:val="auto"/>
               <w:rPr>
                 <w:rFonts w:hint="eastAsia" w:ascii="仿宋" w:hAnsi="仿宋" w:eastAsia="仿宋" w:cs="宋体"/>
                 <w:kern w:val="0"/>
@@ -1566,22 +995,9 @@
           </w:tcPr>
           <w:p>
             <w:pPr>
-              <w:keepNext w:val="0"/>
-              <w:keepLines w:val="0"/>
-              <w:pageBreakBefore w:val="0"/>
               <w:widowControl/>
-              <w:kinsoku/>
-              <w:wordWrap/>
-              <w:overflowPunct/>
-              <w:topLinePunct w:val="0"/>
-              <w:autoSpaceDE/>
-              <w:autoSpaceDN/>
-              <w:bidi w:val="0"/>
-              <w:adjustRightInd/>
-              <w:snapToGrid/>
               <w:spacing w:line="560" w:lineRule="exact"/>
               <w:jc w:val="center"/>
-              <w:textAlignment w:val="auto"/>
               <w:rPr>
                 <w:rFonts w:hint="eastAsia" w:ascii="仿宋" w:hAnsi="仿宋" w:eastAsia="仿宋" w:cs="宋体"/>
                 <w:kern w:val="0"/>
@@ -1615,28 +1031,14 @@
           </w:tcPr>
           <w:p>
             <w:pPr>
-              <w:keepNext w:val="0"/>
-              <w:keepLines w:val="0"/>
-              <w:pageBreakBefore w:val="0"/>
               <w:widowControl/>
-              <w:kinsoku/>
-              <w:wordWrap/>
-              <w:overflowPunct/>
-              <w:topLinePunct w:val="0"/>
-              <w:autoSpaceDE/>
-              <w:autoSpaceDN/>
-              <w:bidi w:val="0"/>
-              <w:adjustRightInd/>
-              <w:snapToGrid/>
               <w:spacing w:line="560" w:lineRule="exact"/>
               <w:jc w:val="center"/>
-              <w:textAlignment w:val="auto"/>
-              <w:rPr>
-                <w:rFonts w:hint="default" w:ascii="仿宋" w:hAnsi="仿宋" w:eastAsia="仿宋" w:cs="宋体"/>
-                <w:kern w:val="0"/>
-                <w:sz w:val="28"/>
-                <w:szCs w:val="28"/>
-                <w:lang w:val="en-US" w:eastAsia="zh-CN"/>
+              <w:rPr>
+                <w:rFonts w:ascii="仿宋" w:hAnsi="仿宋" w:eastAsia="仿宋" w:cs="宋体"/>
+                <w:kern w:val="0"/>
+                <w:sz w:val="28"/>
+                <w:szCs w:val="28"/>
               </w:rPr>
             </w:pPr>
             <w:r>
@@ -1648,22 +1050,9 @@
     </w:tbl>
     <w:p>
       <w:pPr>
-        <w:keepNext w:val="0"/>
-        <w:keepLines w:val="0"/>
-        <w:pageBreakBefore w:val="0"/>
         <w:widowControl/>
-        <w:kinsoku/>
-        <w:wordWrap/>
-        <w:overflowPunct/>
-        <w:topLinePunct w:val="0"/>
-        <w:autoSpaceDE/>
-        <w:autoSpaceDN/>
-        <w:bidi w:val="0"/>
-        <w:adjustRightInd/>
-        <w:snapToGrid/>
         <w:spacing w:line="700" w:lineRule="exact"/>
         <w:jc w:val="center"/>
-        <w:textAlignment w:val="auto"/>
         <w:rPr>
           <w:rFonts w:hint="eastAsia" w:ascii="仿宋" w:hAnsi="仿宋" w:eastAsia="仿宋" w:cs="宋体"/>
           <w:b/>
@@ -1678,77 +1067,8 @@
           <w:kern w:val="0"/>
           <w:sz w:val="28"/>
           <w:szCs w:val="28"/>
-          <w:lang w:val="en-US" w:eastAsia="zh-CN"/>
         </w:rPr>
-        <w:t>测评文件依据：《</w:t>
-      </w:r>
-      <w:r>
-        <w:rPr>
-          <w:rFonts w:hint="eastAsia" w:ascii="方正楷体_GB2312" w:hAnsi="方正楷体_GB2312" w:eastAsia="方正楷体_GB2312" w:cs="方正楷体_GB2312"/>
-          <w:kern w:val="0"/>
-          <w:sz w:val="28"/>
-          <w:szCs w:val="28"/>
-          <w:lang w:eastAsia="zh-CN"/>
-        </w:rPr>
-        <w:t>湖南民族职业学院</w:t>
-      </w:r>
-      <w:r>
-        <w:rPr>
-          <w:rFonts w:hint="eastAsia" w:ascii="方正楷体_GB2312" w:hAnsi="方正楷体_GB2312" w:eastAsia="方正楷体_GB2312" w:cs="方正楷体_GB2312"/>
-          <w:kern w:val="0"/>
-          <w:sz w:val="28"/>
-          <w:szCs w:val="28"/>
-        </w:rPr>
-        <w:t>学生综合素质测评</w:t>
-      </w:r>
-      <w:r>
-        <w:rPr>
-          <w:rFonts w:hint="eastAsia" w:ascii="方正楷体_GB2312" w:hAnsi="方正楷体_GB2312" w:eastAsia="方正楷体_GB2312" w:cs="方正楷体_GB2312"/>
-          <w:kern w:val="0"/>
-          <w:sz w:val="28"/>
-          <w:szCs w:val="28"/>
-          <w:lang w:val="en-US" w:eastAsia="zh-CN"/>
-        </w:rPr>
-        <w:t>实施</w:t>
-      </w:r>
-      <w:r>
-        <w:rPr>
-          <w:rFonts w:hint="eastAsia" w:ascii="方正楷体_GB2312" w:hAnsi="方正楷体_GB2312" w:eastAsia="方正楷体_GB2312" w:cs="方正楷体_GB2312"/>
-          <w:kern w:val="0"/>
-          <w:sz w:val="28"/>
-          <w:szCs w:val="28"/>
-        </w:rPr>
-        <w:t>办法</w:t>
-      </w:r>
-      <w:r>
-        <w:rPr>
-          <w:rFonts w:hint="eastAsia" w:ascii="方正楷体_GB2312" w:hAnsi="方正楷体_GB2312" w:eastAsia="方正楷体_GB2312" w:cs="方正楷体_GB2312"/>
-          <w:kern w:val="0"/>
-          <w:sz w:val="28"/>
-          <w:szCs w:val="28"/>
-          <w:lang w:eastAsia="zh-CN"/>
-        </w:rPr>
-        <w:t>》（</w:t>
-      </w:r>
-      <w:r>
-        <w:rPr>
-          <w:rFonts w:hint="eastAsia" w:ascii="方正楷体_GB2312" w:hAnsi="方正楷体_GB2312" w:eastAsia="方正楷体_GB2312" w:cs="方正楷体_GB2312"/>
-          <w:kern w:val="0"/>
-          <w:sz w:val="28"/>
-          <w:szCs w:val="28"/>
-          <w:lang w:val="en-US" w:eastAsia="zh-CN"/>
-        </w:rPr>
-        <w:t>暂行</w:t>
-      </w:r>
-      <w:r>
-        <w:rPr>
-          <w:rFonts w:hint="eastAsia" w:ascii="方正楷体_GB2312" w:hAnsi="方正楷体_GB2312" w:eastAsia="方正楷体_GB2312" w:cs="方正楷体_GB2312"/>
-          <w:kern w:val="0"/>
-          <w:sz w:val="28"/>
-          <w:szCs w:val="28"/>
-          <w:lang w:eastAsia="zh-CN"/>
-        </w:rPr>
-        <w:t>）</w:t>
+        <w:t>测评文件依据：《湖南民族职业学院学生综合素质测评实施办法》（暂行）</w:t>
       </w:r>
     </w:p>
     <w:sectPr>

--- a/frontend/templates/personal-zongce-template.docx
+++ b/frontend/templates/personal-zongce-template.docx
@@ -92,7 +92,7 @@
       </w:r>
       <w:r>
         <w:rPr>
-          <w:rFonts w:ascii="仿宋" w:hAnsi="仿宋" w:eastAsia="仿宋" w:cs="宋体"/>
+          <w:rFonts w:ascii="仿宋" w:hAnsi="仿宋" w:eastAsia="仿宋" w:cs="仿宋"/>
           <w:kern w:val="0"/>
           <w:sz w:val="28"/>
           <w:szCs w:val="28"/>
@@ -111,7 +111,7 @@
       </w:r>
       <w:r>
         <w:rPr>
-          <w:rFonts w:ascii="仿宋" w:hAnsi="仿宋" w:eastAsia="仿宋" w:cs="宋体"/>
+          <w:rFonts w:ascii="仿宋" w:hAnsi="仿宋" w:eastAsia="仿宋" w:cs="仿宋"/>
           <w:kern w:val="0"/>
           <w:sz w:val="28"/>
           <w:szCs w:val="28"/>
@@ -374,6 +374,11 @@
               </w:rPr>
             </w:pPr>
             <w:r>
+              <w:rPr>
+                <w:rFonts w:ascii="仿宋" w:hAnsi="仿宋" w:eastAsia="仿宋" w:cs="仿宋"/>
+                <w:sz w:val="28"/>
+                <w:szCs w:val="28"/>
+              </w:rPr>
               <w:t>{de}</w:t>
             </w:r>
           </w:p>
@@ -485,6 +490,11 @@
               </w:rPr>
             </w:pPr>
             <w:r>
+              <w:rPr>
+                <w:rFonts w:ascii="仿宋" w:hAnsi="仿宋" w:eastAsia="仿宋" w:cs="仿宋"/>
+                <w:sz w:val="28"/>
+                <w:szCs w:val="28"/>
+              </w:rPr>
               <w:t>{zhi}</w:t>
             </w:r>
           </w:p>
@@ -600,6 +610,11 @@
               </w:rPr>
             </w:pPr>
             <w:r>
+              <w:rPr>
+                <w:rFonts w:ascii="仿宋" w:hAnsi="仿宋" w:eastAsia="仿宋" w:cs="仿宋"/>
+                <w:sz w:val="28"/>
+                <w:szCs w:val="28"/>
+              </w:rPr>
               <w:t>{ti}</w:t>
             </w:r>
           </w:p>
@@ -715,6 +730,11 @@
               </w:rPr>
             </w:pPr>
             <w:r>
+              <w:rPr>
+                <w:rFonts w:ascii="仿宋" w:hAnsi="仿宋" w:eastAsia="仿宋" w:cs="仿宋"/>
+                <w:sz w:val="28"/>
+                <w:szCs w:val="28"/>
+              </w:rPr>
               <w:t>{mei}</w:t>
             </w:r>
           </w:p>
@@ -830,6 +850,11 @@
               </w:rPr>
             </w:pPr>
             <w:r>
+              <w:rPr>
+                <w:rFonts w:ascii="仿宋" w:hAnsi="仿宋" w:eastAsia="仿宋" w:cs="仿宋"/>
+                <w:sz w:val="28"/>
+                <w:szCs w:val="28"/>
+              </w:rPr>
               <w:t>{lao}</w:t>
             </w:r>
           </w:p>
@@ -913,27 +938,17 @@
             </w:pPr>
             <w:r>
               <w:rPr>
-                <w:rFonts w:hint="eastAsia" w:ascii="仿宋" w:hAnsi="仿宋" w:eastAsia="仿宋" w:cs="仿宋"/>
-                <w:snapToGrid w:val="0"/>
-                <w:color w:val="000000"/>
-                <w:kern w:val="0"/>
-                <w:sz w:val="28"/>
-                <w:szCs w:val="28"/>
-                <w:shd w:val="clear" w:color="auto" w:fill="FFFFFF"/>
-                <w:lang w:bidi="ar"/>
+                <w:rFonts w:ascii="仿宋" w:hAnsi="仿宋" w:eastAsia="仿宋" w:cs="仿宋"/>
+                <w:sz w:val="28"/>
+                <w:szCs w:val="28"/>
               </w:rPr>
               <w:t>内容：</w:t>
             </w:r>
             <w:r>
               <w:rPr>
-                <w:rFonts w:hint="eastAsia" w:ascii="仿宋" w:hAnsi="仿宋" w:eastAsia="仿宋" w:cs="仿宋"/>
-                <w:snapToGrid w:val="0"/>
-                <w:color w:val="000000"/>
-                <w:kern w:val="0"/>
-                <w:sz w:val="28"/>
-                <w:szCs w:val="28"/>
-                <w:shd w:val="clear" w:color="auto" w:fill="FFFFFF"/>
-                <w:lang w:bidi="ar"/>
+                <w:rFonts w:ascii="仿宋" w:hAnsi="仿宋" w:eastAsia="仿宋" w:cs="仿宋"/>
+                <w:sz w:val="28"/>
+                <w:szCs w:val="28"/>
               </w:rPr>
               <w:t>{koufen_content}</w:t>
             </w:r>
@@ -963,6 +978,11 @@
               </w:rPr>
             </w:pPr>
             <w:r>
+              <w:rPr>
+                <w:rFonts w:ascii="仿宋" w:hAnsi="仿宋" w:eastAsia="仿宋" w:cs="仿宋"/>
+                <w:sz w:val="28"/>
+                <w:szCs w:val="28"/>
+              </w:rPr>
               <w:t>{koufen}</w:t>
             </w:r>
           </w:p>
@@ -1042,6 +1062,11 @@
               </w:rPr>
             </w:pPr>
             <w:r>
+              <w:rPr>
+                <w:rFonts w:ascii="仿宋" w:hAnsi="仿宋" w:eastAsia="仿宋" w:cs="仿宋"/>
+                <w:sz w:val="28"/>
+                <w:szCs w:val="28"/>
+              </w:rPr>
               <w:t>{total}</w:t>
             </w:r>
           </w:p>
